--- a/presentation/report.docx
+++ b/presentation/report.docx
@@ -1138,6 +1138,126 @@
           <w:rFonts w:ascii="Calibri" w:hAnsi="Calibri"/>
           <w:b/>
           <w:color w:val="0B2D5C"/>
+          <w:sz w:val="24"/>
+        </w:rPr>
+        <w:t>4.5  Cost gap as a function of urgency (κ)</w:t>
+      </w:r>
+    </w:p>
+    <w:p>
+      <w:pPr>
+        <w:spacing w:after="80"/>
+        <w:jc w:val="both"/>
+      </w:pPr>
+      <w:r>
+        <w:rPr>
+          <w:rFonts w:ascii="Calibri" w:hAnsi="Calibri"/>
+          <w:sz w:val="22"/>
+        </w:rPr>
+        <w:t>Following feedback from our project review, we extended the sensitivity analysis to study how the cost gap varies with the urgency parameter κ. Recall that κ = √(γσ²/η) bundles risk aversion, volatility, and impact cost into a single number. A small κ describes a patient liquidation; a large κ describes an urgent one.</w:t>
+      </w:r>
+    </w:p>
+    <w:p>
+      <w:pPr>
+        <w:spacing w:after="80"/>
+        <w:jc w:val="both"/>
+      </w:pPr>
+      <w:r>
+        <w:rPr>
+          <w:rFonts w:ascii="Calibri" w:hAnsi="Calibri"/>
+          <w:sz w:val="22"/>
+        </w:rPr>
+        <w:t>We swept κ across nine values from 0.001 (very patient) to 5.0 (extremely urgent), holding σ and η at baseline and adjusting γ accordingly. At each κ we computed both the linear and power-law (β = 0.6) optimal trajectories, then evaluated the linear trajectory under the power-law cost function. The resulting gap quantifies the certainty-equivalent excess cost of using the linear strategy when reality follows a power-law impact rule.</w:t>
+      </w:r>
+    </w:p>
+    <w:p>
+      <w:pPr>
+        <w:jc w:val="center"/>
+      </w:pPr>
+      <w:r>
+        <w:drawing>
+          <wp:inline xmlns:a="http://schemas.openxmlformats.org/drawingml/2006/main" xmlns:pic="http://schemas.openxmlformats.org/drawingml/2006/picture">
+            <wp:extent cx="5303520" cy="2894726"/>
+            <wp:docPr id="4" name="Picture 4"/>
+            <wp:cNvGraphicFramePr>
+              <a:graphicFrameLocks noChangeAspect="1"/>
+            </wp:cNvGraphicFramePr>
+            <a:graphic>
+              <a:graphicData uri="http://schemas.openxmlformats.org/drawingml/2006/picture">
+                <pic:pic>
+                  <pic:nvPicPr>
+                    <pic:cNvPr id="0" name="cost_gap_vs_kappa.png"/>
+                    <pic:cNvPicPr/>
+                  </pic:nvPicPr>
+                  <pic:blipFill>
+                    <a:blip r:embed="rId12"/>
+                    <a:stretch>
+                      <a:fillRect/>
+                    </a:stretch>
+                  </pic:blipFill>
+                  <pic:spPr>
+                    <a:xfrm>
+                      <a:off x="0" y="0"/>
+                      <a:ext cx="5303520" cy="2894726"/>
+                    </a:xfrm>
+                    <a:prstGeom prst="rect"/>
+                  </pic:spPr>
+                </pic:pic>
+              </a:graphicData>
+            </a:graphic>
+          </wp:inline>
+        </w:drawing>
+      </w:r>
+    </w:p>
+    <w:p>
+      <w:pPr>
+        <w:spacing w:after="200"/>
+        <w:jc w:val="center"/>
+      </w:pPr>
+      <w:r>
+        <w:rPr>
+          <w:rFonts w:ascii="Calibri" w:hAnsi="Calibri"/>
+          <w:i/>
+          <w:color w:val="555E6B"/>
+          <w:sz w:val="18"/>
+        </w:rPr>
+        <w:t>Figure 4. Transaction cost gap as a function of urgency κ. Both absolute (red, left axis) and relative (blue dashed, right axis) representations are shown. The gap is small in the patient regime but grows substantially as κ rises.</w:t>
+      </w:r>
+    </w:p>
+    <w:p>
+      <w:pPr>
+        <w:spacing w:after="80"/>
+        <w:jc w:val="both"/>
+      </w:pPr>
+      <w:r>
+        <w:rPr>
+          <w:rFonts w:ascii="Calibri" w:hAnsi="Calibri"/>
+          <w:sz w:val="22"/>
+        </w:rPr>
+        <w:t>The chart confirms what we observed in the γ trajectory comparison: when liquidation is patient, both models produce near-identical costs, but as urgency rises the linear model's misspecification of impact becomes increasingly expensive. Combined with the β sensitivity in §4.3, this shows two distinct failure modes of the linear model: it breaks down when impact is highly non-linear (low β) OR when liquidation is urgent (high κ). In a real execution context, both can occur simultaneously.</w:t>
+      </w:r>
+    </w:p>
+    <w:p>
+      <w:pPr>
+        <w:spacing w:after="80"/>
+        <w:jc w:val="both"/>
+      </w:pPr>
+      <w:r>
+        <w:rPr>
+          <w:rFonts w:ascii="Calibri" w:hAnsi="Calibri"/>
+          <w:sz w:val="22"/>
+        </w:rPr>
+        <w:t>Technical subtlety: the curve is non-monotone, peaking around κ ≈ 0.5–1.0 and shrinking again at κ = 5. At extreme urgency both strategies are forced toward immediate liquidation, so the shapes converge and the relative cost gap contracts.</w:t>
+      </w:r>
+    </w:p>
+    <w:p>
+      <w:pPr>
+        <w:spacing w:before="160" w:after="60"/>
+      </w:pPr>
+      <w:r>
+        <w:rPr>
+          <w:rFonts w:ascii="Calibri" w:hAnsi="Calibri"/>
+          <w:b/>
+          <w:color w:val="0B2D5C"/>
           <w:sz w:val="26"/>
         </w:rPr>
         <w:t>5.  Discussion &amp; Conclusion</w:t>

--- a/presentation/report.docx
+++ b/presentation/report.docx
@@ -1225,6 +1225,73 @@
     </w:p>
     <w:p>
       <w:pPr>
+        <w:jc w:val="center"/>
+      </w:pPr>
+      <w:r>
+        <w:drawing>
+          <wp:inline xmlns:a="http://schemas.openxmlformats.org/drawingml/2006/main" xmlns:pic="http://schemas.openxmlformats.org/drawingml/2006/picture">
+            <wp:extent cx="5303520" cy="2897431"/>
+            <wp:docPr id="5" name="Picture 5"/>
+            <wp:cNvGraphicFramePr>
+              <a:graphicFrameLocks noChangeAspect="1"/>
+            </wp:cNvGraphicFramePr>
+            <a:graphic>
+              <a:graphicData uri="http://schemas.openxmlformats.org/drawingml/2006/picture">
+                <pic:pic>
+                  <pic:nvPicPr>
+                    <pic:cNvPr id="0" name="cost_vs_kappa_two_line.png"/>
+                    <pic:cNvPicPr/>
+                  </pic:nvPicPr>
+                  <pic:blipFill>
+                    <a:blip r:embed="rId13"/>
+                    <a:stretch>
+                      <a:fillRect/>
+                    </a:stretch>
+                  </pic:blipFill>
+                  <pic:spPr>
+                    <a:xfrm>
+                      <a:off x="0" y="0"/>
+                      <a:ext cx="5303520" cy="2897431"/>
+                    </a:xfrm>
+                    <a:prstGeom prst="rect"/>
+                  </pic:spPr>
+                </pic:pic>
+              </a:graphicData>
+            </a:graphic>
+          </wp:inline>
+        </w:drawing>
+      </w:r>
+    </w:p>
+    <w:p>
+      <w:pPr>
+        <w:spacing w:after="200"/>
+        <w:jc w:val="center"/>
+      </w:pPr>
+      <w:r>
+        <w:rPr>
+          <w:rFonts w:ascii="Calibri" w:hAnsi="Calibri"/>
+          <w:i/>
+          <w:color w:val="555E6B"/>
+          <w:sz w:val="18"/>
+        </w:rPr>
+        <w:t>Figure 5. Transaction costs of the linear and power-law strategies plotted across the κ range. The vertical separation between the two lines is the cost gap shown in Figure 4.</w:t>
+      </w:r>
+    </w:p>
+    <w:p>
+      <w:pPr>
+        <w:spacing w:after="80"/>
+        <w:jc w:val="both"/>
+      </w:pPr>
+      <w:r>
+        <w:rPr>
+          <w:rFonts w:ascii="Calibri" w:hAnsi="Calibri"/>
+          <w:sz w:val="22"/>
+        </w:rPr>
+        <w:t>Figure 5 presents the same κ sweep in absolute cost terms rather than relative gap. Both strategies' total transaction costs are plotted on a logarithmic axis. The visual divergence makes the practical scale of the disagreement clear: at moderate urgency the linear strategy can cost orders of magnitude more than the power-law optimum. At very high κ, both strategies converge as the optimal action becomes near-immediate liquidation under both impact models.</w:t>
+      </w:r>
+    </w:p>
+    <w:p>
+      <w:pPr>
         <w:spacing w:after="80"/>
         <w:jc w:val="both"/>
       </w:pPr>

--- a/presentation/report.docx
+++ b/presentation/report.docx
@@ -464,7 +464,7 @@
           </w:tcPr>
           <w:p>
             <w:r>
-              <w:t>Linear (Ali)</w:t>
+              <w:t>Linear</w:t>
             </w:r>
           </w:p>
         </w:tc>
@@ -506,7 +506,7 @@
           </w:tcPr>
           <w:p>
             <w:r>
-              <w:t>Linear (Ali)</w:t>
+              <w:t>Linear</w:t>
             </w:r>
           </w:p>
         </w:tc>

--- a/presentation/report.docx
+++ b/presentation/report.docx
@@ -309,7 +309,7 @@
           <w:rFonts w:ascii="Calibri" w:hAnsi="Calibri"/>
           <w:sz w:val="22"/>
         </w:rPr>
-        <w:t>At baseline γ the linear model produces a near-straight-line trajectory — κN ≈ 0.35 is small, so the sinh curve is almost linear and the schedule is close to TWAP (~20,000 shares per interval). The CVXPY-verified power-law trajectory at β = 0.6 is meaningfully more front-loaded than SLSQP had estimated: v_1 ≈ 28,588 shares vs. SLSQP's 21,909.</w:t>
+        <w:t>At baseline γ the linear model produces a near-straight-line trajectory — κN ≈ 0.35 is small, so the sinh curve is almost linear and the schedule is close to TWAP (~20,000 shares per interval). The power-law trajectory at β = 0.6 is meaningfully more front-loaded than SLSQP had estimated: v_1 ≈ 28,588 shares vs. SLSQP's 21,909.</w:t>
       </w:r>
     </w:p>
     <w:p>
@@ -548,7 +548,7 @@
           </w:tcPr>
           <w:p>
             <w:r>
-              <w:t>Power-law (CVXPY)</w:t>
+              <w:t>Power-law</w:t>
             </w:r>
           </w:p>
         </w:tc>
@@ -590,7 +590,7 @@
           </w:tcPr>
           <w:p>
             <w:r>
-              <w:t>Power-law (CVXPY)</w:t>
+              <w:t>Power-law</w:t>
             </w:r>
           </w:p>
         </w:tc>
@@ -732,7 +732,7 @@
           <w:color w:val="555E6B"/>
           <w:sz w:val="18"/>
         </w:rPr>
-        <w:t>Figure 2. Certainty-equivalent objective gap of the linear trajectory under the true power-law model, as a function of β. CVXPY-verified.</w:t>
+        <w:t>Figure 2. Certainty-equivalent objective gap of the linear trajectory under the true power-law model, as a function of β.</w:t>
       </w:r>
     </w:p>
     <w:tbl>
